--- a/docs/Lynx_Deck_Installation_Guide.docx
+++ b/docs/Lynx_Deck_Installation_Guide.docx
@@ -646,7 +646,7 @@
           <w:sz w:val="19"/>
           <w:szCs w:val="19"/>
         </w:rPr>
-        <w:t xml:space="preserve">sudo sed -i '1 s/$/ video=HDMI-A-1:1920x1080@25e/' /boot/firmware/cmdline.txt</w:t>
+        <w:t xml:space="preserve">sudo sed -i '1 s/$/ video=HDMI-A-1:1920x1080@50e/' /boot/firmware/cmdline.txt</w:t>
       </w:r>
     </w:p>
     <w:p>
@@ -658,7 +658,19 @@
           <w:sz w:val="22"/>
           <w:szCs w:val="22"/>
         </w:rPr>
-        <w:t xml:space="preserve">Match the number to your switcher: 25 for a 1080p25 plant, 50 for 1080p50. The trailing e marks the mode as preferred; without it the monitor's own preference wins and you will find yourself at 60 Hz.</w:t>
+        <w:t xml:space="preserve">50 Hz is the safe choice: it is universally accepted, 25 fps material shows each frame twice with no cadence artefacts, and an ATEM converts to 25p on its input. 25 Hz also works, and gives one frame per refresh, but it is an unusual mode and not every display or extender will lock to it.</w:t>
+      </w:r>
+    </w:p>
+    <w:p>
+      <w:pPr>
+        <w:spacing w:after="120" w:line="276"/>
+      </w:pPr>
+      <w:r>
+        <w:rPr>
+          <w:sz w:val="22"/>
+          <w:szCs w:val="22"/>
+        </w:rPr>
+        <w:t xml:space="preserve">The trailing e marks the mode as preferred. Without it the monitor's own preference wins and you will find yourself at 60 Hz, which the status panel will flag against what controllers are being told.</w:t>
       </w:r>
     </w:p>
     <w:p>
@@ -698,6 +710,18 @@
     </w:p>
     <w:p>
       <w:pPr>
+        <w:spacing w:after="120" w:line="276"/>
+      </w:pPr>
+      <w:r>
+        <w:rPr>
+          <w:sz w:val="22"/>
+          <w:szCs w:val="22"/>
+        </w:rPr>
+        <w:t xml:space="preserve">The installer does this for you, but if you want it in place first:</w:t>
+      </w:r>
+    </w:p>
+    <w:p>
+      <w:pPr>
         <w:shd w:fill="F2F2F2" w:val="clear"/>
         <w:spacing w:after="0" w:before="80"/>
         <w:ind w:left="200" w:right="200"/>
@@ -723,7 +747,7 @@
           <w:sz w:val="19"/>
           <w:szCs w:val="19"/>
         </w:rPr>
-        <w:t xml:space="preserve">sudo chown -R pi:pi /srv/lynxdeck</w:t>
+        <w:t xml:space="preserve">sudo chown -R "$USER:$USER" /srv/lynxdeck</w:t>
       </w:r>
     </w:p>
     <w:p>
@@ -822,7 +846,7 @@
         <w:spacing w:after="120" w:before="260"/>
       </w:pPr>
       <w:r>
-        <w:t xml:space="preserve">Create the configuration</w:t>
+        <w:t xml:space="preserve">Run the installer</w:t>
       </w:r>
     </w:p>
     <w:p>
@@ -834,7 +858,7 @@
           <w:sz w:val="22"/>
           <w:szCs w:val="22"/>
         </w:rPr>
-        <w:t xml:space="preserve">The package ships an example; your own copy is never overwritten by an update.</w:t>
+        <w:t xml:space="preserve">The install script does the rest: it creates your configuration from the example, makes the media folder, grants the few permissions the maintenance buttons need, and writes the service unit for whatever account you are logged in as.</w:t>
       </w:r>
     </w:p>
     <w:p>
@@ -855,7 +879,7 @@
     <w:p>
       <w:pPr>
         <w:shd w:fill="F2F2F2" w:val="clear"/>
-        <w:spacing w:after="0" w:before="0"/>
+        <w:spacing w:after="160" w:before="0"/>
         <w:ind w:left="200" w:right="200"/>
       </w:pPr>
       <w:r>
@@ -864,13 +888,60 @@
           <w:sz w:val="19"/>
           <w:szCs w:val="19"/>
         </w:rPr>
-        <w:t xml:space="preserve">cp config/lynx_deck.yaml.example config/lynx_deck.yaml</w:t>
+        <w:t xml:space="preserve">./scripts/install.sh</w:t>
+      </w:r>
+    </w:p>
+    <w:p>
+      <w:pPr>
+        <w:pBdr>
+          <w:left w:val="single" w:color="C8102E" w:sz="18" w:space="8"/>
+        </w:pBdr>
+        <w:spacing w:after="160" w:before="120" w:line="276"/>
+        <w:ind w:left="200"/>
+      </w:pPr>
+      <w:r>
+        <w:rPr>
+          <w:b/>
+          <w:bCs/>
+          <w:color w:val="C8102E"/>
+          <w:sz w:val="22"/>
+          <w:szCs w:val="22"/>
+        </w:rPr>
+        <w:t xml:space="preserve">Why a script  </w:t>
+      </w:r>
+      <w:r>
+        <w:rPr>
+          <w:sz w:val="22"/>
+          <w:szCs w:val="22"/>
+        </w:rPr>
+        <w:t xml:space="preserve">The service must run as a real user with access to the display. Hard-coding a username in the unit file means it fails with a 217 error on any system where the account is called something else. The script reads it from your environment instead, so pi, lynx or anything else all work.</w:t>
+      </w:r>
+    </w:p>
+    <w:p>
+      <w:pPr>
+        <w:spacing w:after="120" w:line="276"/>
+      </w:pPr>
+      <w:r>
+        <w:rPr>
+          <w:sz w:val="22"/>
+          <w:szCs w:val="22"/>
+        </w:rPr>
+        <w:t xml:space="preserve">It is safe to run again at any time - after an update, or if you change the account.</w:t>
+      </w:r>
+    </w:p>
+    <w:p>
+      <w:pPr>
+        <w:pStyle w:val="Heading2"/>
+        <w:spacing w:after="120" w:before="260"/>
+      </w:pPr>
+      <w:r>
+        <w:t xml:space="preserve">Check the configuration</w:t>
       </w:r>
     </w:p>
     <w:p>
       <w:pPr>
         <w:shd w:fill="F2F2F2" w:val="clear"/>
-        <w:spacing w:after="160" w:before="0"/>
+        <w:spacing w:after="160" w:before="80"/>
         <w:ind w:left="200" w:right="200"/>
       </w:pPr>
       <w:r>
@@ -879,7 +950,7 @@
           <w:sz w:val="19"/>
           <w:szCs w:val="19"/>
         </w:rPr>
-        <w:t xml:space="preserve">nano config/lynx_deck.yaml</w:t>
+        <w:t xml:space="preserve">nano ~/lynx-deck/config/lynx_deck.yaml</w:t>
       </w:r>
     </w:p>
     <w:p>
@@ -1002,7 +1073,7 @@
                 <w:sz w:val="20"/>
                 <w:szCs w:val="20"/>
               </w:rPr>
-              <w:t xml:space="preserve">What controllers are told, e.g. 1080p25. Match the cmdline above.</w:t>
+              <w:t xml:space="preserve">What controllers are told, e.g. 1080p50. Match the cmdline setting above.</w:t>
             </w:r>
           </w:p>
         </w:tc>
@@ -1193,34 +1264,13 @@
           <w:sz w:val="22"/>
           <w:szCs w:val="22"/>
         </w:rPr>
-        <w:t xml:space="preserve">Everything else - default clip, default behaviour, still duration and volume - is set from the web interface later.</w:t>
-      </w:r>
-    </w:p>
-    <w:p>
-      <w:pPr>
-        <w:pStyle w:val="Heading2"/>
-        <w:spacing w:after="120" w:before="260"/>
-      </w:pPr>
-      <w:r>
-        <w:t xml:space="preserve">Allow the maintenance buttons to work</w:t>
-      </w:r>
-    </w:p>
-    <w:p>
-      <w:pPr>
-        <w:spacing w:after="120" w:line="276"/>
-      </w:pPr>
-      <w:r>
-        <w:rPr>
-          <w:sz w:val="22"/>
-          <w:szCs w:val="22"/>
-        </w:rPr>
-        <w:t xml:space="preserve">Reboot, restart and the Wi-Fi control need three specific commands without a password. Nothing else is granted.</w:t>
+        <w:t xml:space="preserve">Everything else - default clip, default behaviour, still duration and volume - is set from the web interface later. Restart the deck after editing the configuration:</w:t>
       </w:r>
     </w:p>
     <w:p>
       <w:pPr>
         <w:shd w:fill="F2F2F2" w:val="clear"/>
-        <w:spacing w:after="0" w:before="80"/>
+        <w:spacing w:after="160" w:before="80"/>
         <w:ind w:left="200" w:right="200"/>
       </w:pPr>
       <w:r>
@@ -1229,133 +1279,7 @@
           <w:sz w:val="19"/>
           <w:szCs w:val="19"/>
         </w:rPr>
-        <w:t xml:space="preserve">echo "pi ALL=(root) NOPASSWD: /sbin/shutdown, \</w:t>
-      </w:r>
-    </w:p>
-    <w:p>
-      <w:pPr>
-        <w:shd w:fill="F2F2F2" w:val="clear"/>
-        <w:spacing w:after="0" w:before="0"/>
-        <w:ind w:left="200" w:right="200"/>
-      </w:pPr>
-      <w:r>
-        <w:rPr>
-          <w:rFonts w:ascii="Consolas" w:cs="Consolas" w:eastAsia="Consolas" w:hAnsi="Consolas"/>
-          <w:sz w:val="19"/>
-          <w:szCs w:val="19"/>
-        </w:rPr>
-        <w:t xml:space="preserve">/usr/bin/systemctl restart lynx-deck, /usr/sbin/rfkill" \</w:t>
-      </w:r>
-    </w:p>
-    <w:p>
-      <w:pPr>
-        <w:shd w:fill="F2F2F2" w:val="clear"/>
-        <w:spacing w:after="0" w:before="0"/>
-        <w:ind w:left="200" w:right="200"/>
-      </w:pPr>
-      <w:r>
-        <w:rPr>
-          <w:rFonts w:ascii="Consolas" w:cs="Consolas" w:eastAsia="Consolas" w:hAnsi="Consolas"/>
-          <w:sz w:val="19"/>
-          <w:szCs w:val="19"/>
-        </w:rPr>
-        <w:t xml:space="preserve">  | sudo tee /etc/sudoers.d/lynxdeck</w:t>
-      </w:r>
-    </w:p>
-    <w:p>
-      <w:pPr>
-        <w:shd w:fill="F2F2F2" w:val="clear"/>
-        <w:spacing w:after="160" w:before="0"/>
-        <w:ind w:left="200" w:right="200"/>
-      </w:pPr>
-      <w:r>
-        <w:rPr>
-          <w:rFonts w:ascii="Consolas" w:cs="Consolas" w:eastAsia="Consolas" w:hAnsi="Consolas"/>
-          <w:sz w:val="19"/>
-          <w:szCs w:val="19"/>
-        </w:rPr>
-        <w:t xml:space="preserve">sudo chmod 440 /etc/sudoers.d/lynxdeck</w:t>
-      </w:r>
-    </w:p>
-    <w:p>
-      <w:pPr>
-        <w:pStyle w:val="Heading2"/>
-        <w:spacing w:after="120" w:before="260"/>
-      </w:pPr>
-      <w:r>
-        <w:t xml:space="preserve">Install the service</w:t>
-      </w:r>
-    </w:p>
-    <w:p>
-      <w:pPr>
-        <w:shd w:fill="F2F2F2" w:val="clear"/>
-        <w:spacing w:after="0" w:before="80"/>
-        <w:ind w:left="200" w:right="200"/>
-      </w:pPr>
-      <w:r>
-        <w:rPr>
-          <w:rFonts w:ascii="Consolas" w:cs="Consolas" w:eastAsia="Consolas" w:hAnsi="Consolas"/>
-          <w:sz w:val="19"/>
-          <w:szCs w:val="19"/>
-        </w:rPr>
-        <w:t xml:space="preserve">sudo cp ~/lynx-deck/systemd/lynx-deck.service /etc/systemd/system/</w:t>
-      </w:r>
-    </w:p>
-    <w:p>
-      <w:pPr>
-        <w:shd w:fill="F2F2F2" w:val="clear"/>
-        <w:spacing w:after="0" w:before="0"/>
-        <w:ind w:left="200" w:right="200"/>
-      </w:pPr>
-      <w:r>
-        <w:rPr>
-          <w:rFonts w:ascii="Consolas" w:cs="Consolas" w:eastAsia="Consolas" w:hAnsi="Consolas"/>
-          <w:sz w:val="19"/>
-          <w:szCs w:val="19"/>
-        </w:rPr>
-        <w:t xml:space="preserve">sudo systemctl daemon-reload</w:t>
-      </w:r>
-    </w:p>
-    <w:p>
-      <w:pPr>
-        <w:shd w:fill="F2F2F2" w:val="clear"/>
-        <w:spacing w:after="0" w:before="0"/>
-        <w:ind w:left="200" w:right="200"/>
-      </w:pPr>
-      <w:r>
-        <w:rPr>
-          <w:rFonts w:ascii="Consolas" w:cs="Consolas" w:eastAsia="Consolas" w:hAnsi="Consolas"/>
-          <w:sz w:val="19"/>
-          <w:szCs w:val="19"/>
-        </w:rPr>
-        <w:t xml:space="preserve">sudo systemctl enable --now lynx-deck</w:t>
-      </w:r>
-    </w:p>
-    <w:p>
-      <w:pPr>
-        <w:shd w:fill="F2F2F2" w:val="clear"/>
-        <w:spacing w:after="160" w:before="0"/>
-        <w:ind w:left="200" w:right="200"/>
-      </w:pPr>
-      <w:r>
-        <w:rPr>
-          <w:rFonts w:ascii="Consolas" w:cs="Consolas" w:eastAsia="Consolas" w:hAnsi="Consolas"/>
-          <w:sz w:val="19"/>
-          <w:szCs w:val="19"/>
-        </w:rPr>
-        <w:t xml:space="preserve">systemctl status lynx-deck --no-pager</w:t>
-      </w:r>
-    </w:p>
-    <w:p>
-      <w:pPr>
-        <w:spacing w:after="120" w:line="276"/>
-      </w:pPr>
-      <w:r>
-        <w:rPr>
-          <w:sz w:val="22"/>
-          <w:szCs w:val="22"/>
-        </w:rPr>
-        <w:t xml:space="preserve">It should report active (running). If the unit was written for a different username, edit User, Group and both paths to match.</w:t>
+        <w:t xml:space="preserve">sudo systemctl restart lynx-deck</w:t>
       </w:r>
     </w:p>
     <w:p>
